--- a/examples/01-核心流程/委外服務契約書.docx
+++ b/examples/01-核心流程/委外服務契約書.docx
@@ -586,11 +586,6 @@
       </w:r>
     </w:p>
     <w:p>
-      <w:r>
-        <w:br w:type="page"/>
-      </w:r>
-    </w:p>
-    <w:p>
       <w:pPr>
         <w:pStyle w:val="Heading1"/>
         <w:spacing w:after="120"/>
@@ -889,11 +884,6 @@
           <w:lang w:eastAsia="zh-TW"/>
         </w:rPr>
         <w:t xml:space="preserve">本契約未盡事宜，依相關法令及誠信原則處理。本契約一式二份，由甲乙雙方各執一份為憑。附件為本契約之一部分，與本契約具同等效力。</w:t>
-      </w:r>
-    </w:p>
-    <w:p>
-      <w:r>
-        <w:br w:type="page"/>
       </w:r>
     </w:p>
     <w:p>
@@ -2116,11 +2106,6 @@
       </w:r>
     </w:p>
     <w:p>
-      <w:r>
-        <w:br w:type="page"/>
-      </w:r>
-    </w:p>
-    <w:p>
       <w:pPr>
         <w:pStyle w:val="Heading1"/>
         <w:spacing w:after="120"/>
@@ -2176,7 +2161,14 @@
           <w:rFonts w:ascii="Calibri" w:hAnsi="Calibri"/>
           <w:lang w:val="en-US"/>
         </w:rPr>
-        <w:t xml:space="preserve">20373843</w:t>
+        <w:t xml:space="preserve">2037</w:t>
+      </w:r>
+      <w:r>
+        <w:rPr>
+          <w:rFonts w:ascii="Calibri" w:hAnsi="Calibri"/>
+          <w:lang w:val="en-US"/>
+        </w:rPr>
+        <w:t xml:space="preserve">3843</w:t>
       </w:r>
     </w:p>
     <w:p>
@@ -2293,7 +2285,14 @@
           <w:rFonts w:ascii="Calibri" w:hAnsi="Calibri"/>
           <w:lang w:val="en-US"/>
         </w:rPr>
-        <w:t xml:space="preserve">L283213667</w:t>
+        <w:t xml:space="preserve">L2832</w:t>
+      </w:r>
+      <w:r>
+        <w:rPr>
+          <w:rFonts w:ascii="Calibri" w:hAnsi="Calibri"/>
+          <w:lang w:val="en-US"/>
+        </w:rPr>
+        <w:t xml:space="preserve">13667</w:t>
       </w:r>
     </w:p>
     <w:p>
